--- a/AI Use Declaration Form.docx
+++ b/AI Use Declaration Form.docx
@@ -1,6 +1,6 @@
 
 <file path=word/document.xml><?xml version="1.0" encoding="utf-8"?>
-<w:document xmlns:wpc="http://schemas.microsoft.com/office/word/2010/wordprocessingCanvas" xmlns:cx="http://schemas.microsoft.com/office/drawing/2014/chartex" xmlns:cx1="http://schemas.microsoft.com/office/drawing/2015/9/8/chartex" xmlns:cx2="http://schemas.microsoft.com/office/drawing/2015/10/21/chartex" xmlns:cx3="http://schemas.microsoft.com/office/drawing/2016/5/9/chartex" xmlns:cx4="http://schemas.microsoft.com/office/drawing/2016/5/10/chartex" xmlns:cx5="http://schemas.microsoft.com/office/drawing/2016/5/11/chartex" xmlns:cx6="http://schemas.microsoft.com/office/drawing/2016/5/12/chartex" xmlns:cx7="http://schemas.microsoft.com/office/drawing/2016/5/13/chartex" xmlns:cx8="http://schemas.microsoft.com/office/drawing/2016/5/14/chartex" xmlns:mc="http://schemas.openxmlformats.org/markup-compatibility/2006" xmlns:aink="http://schemas.microsoft.com/office/drawing/2016/ink" xmlns:am3d="http://schemas.microsoft.com/office/drawing/2017/model3d" xmlns:o="urn:schemas-microsoft-com:office:office" xmlns:oel="http://schemas.microsoft.com/office/2019/extlst" xmlns:r="http://schemas.openxmlformats.org/officeDocument/2006/relationships" xmlns:m="http://schemas.openxmlformats.org/officeDocument/2006/math" xmlns:v="urn:schemas-microsoft-com:vml" xmlns:wp14="http://schemas.microsoft.com/office/word/2010/wordprocessingDrawing" xmlns:wp="http://schemas.openxmlformats.org/drawingml/2006/wordprocessingDrawing" xmlns:w10="urn:schemas-microsoft-com:office:word" xmlns:w="http://schemas.openxmlformats.org/wordprocessingml/2006/main" xmlns:w14="http://schemas.microsoft.com/office/word/2010/wordml" xmlns:w15="http://schemas.microsoft.com/office/word/2012/wordml" xmlns:w16cex="http://schemas.microsoft.com/office/word/2018/wordml/cex" xmlns:w16cid="http://schemas.microsoft.com/office/word/2016/wordml/cid" xmlns:w16="http://schemas.microsoft.com/office/word/2018/wordml" xmlns:w16du="http://schemas.microsoft.com/office/word/2023/wordml/word16du" xmlns:w16sdtdh="http://schemas.microsoft.com/office/word/2020/wordml/sdtdatahash" xmlns:w16sdtfl="http://schemas.microsoft.com/office/word/2024/wordml/sdtformatlock" xmlns:w16se="http://schemas.microsoft.com/office/word/2015/wordml/symex" xmlns:wpg="http://schemas.microsoft.com/office/word/2010/wordprocessingGroup" xmlns:wpi="http://schemas.microsoft.com/office/word/2010/wordprocessingInk" xmlns:wne="http://schemas.microsoft.com/office/word/2006/wordml" xmlns:wps="http://schemas.microsoft.com/office/word/2010/wordprocessingShape" mc:Ignorable="w14 w15 w16se w16cid w16 w16cex w16sdtdh w16sdtfl w16du wp14">
+<w:document xmlns:wpc="http://schemas.microsoft.com/office/word/2010/wordprocessingCanvas" xmlns:cx="http://schemas.microsoft.com/office/drawing/2014/chartex" xmlns:cx1="http://schemas.microsoft.com/office/drawing/2015/9/8/chartex" xmlns:cx2="http://schemas.microsoft.com/office/drawing/2015/10/21/chartex" xmlns:cx3="http://schemas.microsoft.com/office/drawing/2016/5/9/chartex" xmlns:cx4="http://schemas.microsoft.com/office/drawing/2016/5/10/chartex" xmlns:cx5="http://schemas.microsoft.com/office/drawing/2016/5/11/chartex" xmlns:cx6="http://schemas.microsoft.com/office/drawing/2016/5/12/chartex" xmlns:cx7="http://schemas.microsoft.com/office/drawing/2016/5/13/chartex" xmlns:cx8="http://schemas.microsoft.com/office/drawing/2016/5/14/chartex" xmlns:mc="http://schemas.openxmlformats.org/markup-compatibility/2006" xmlns:aink="http://schemas.microsoft.com/office/drawing/2016/ink" xmlns:am3d="http://schemas.microsoft.com/office/drawing/2017/model3d" xmlns:o="urn:schemas-microsoft-com:office:office" xmlns:oel="http://schemas.microsoft.com/office/2019/extlst" xmlns:r="http://schemas.openxmlformats.org/officeDocument/2006/relationships" xmlns:m="http://schemas.openxmlformats.org/officeDocument/2006/math" xmlns:v="urn:schemas-microsoft-com:vml" xmlns:wp14="http://schemas.microsoft.com/office/word/2010/wordprocessingDrawing" xmlns:wp="http://schemas.openxmlformats.org/drawingml/2006/wordprocessingDrawing" xmlns:w10="urn:schemas-microsoft-com:office:word" xmlns:w="http://schemas.openxmlformats.org/wordprocessingml/2006/main" xmlns:w14="http://schemas.microsoft.com/office/word/2010/wordml" xmlns:w15="http://schemas.microsoft.com/office/word/2012/wordml" xmlns:w16cei="http://schemas.microsoft.com/office/word/2026/wordml/cei" xmlns:w16cex="http://schemas.microsoft.com/office/word/2018/wordml/cex" xmlns:w16cid="http://schemas.microsoft.com/office/word/2016/wordml/cid" xmlns:w16="http://schemas.microsoft.com/office/word/2018/wordml" xmlns:w16du="http://schemas.microsoft.com/office/word/2023/wordml/word16du" xmlns:w16sdtdh="http://schemas.microsoft.com/office/word/2020/wordml/sdtdatahash" xmlns:w16sdtfl="http://schemas.microsoft.com/office/word/2024/wordml/sdtformatlock" xmlns:w16se="http://schemas.microsoft.com/office/word/2015/wordml/symex" xmlns:wpg="http://schemas.microsoft.com/office/word/2010/wordprocessingGroup" xmlns:wpi="http://schemas.microsoft.com/office/word/2010/wordprocessingInk" xmlns:wne="http://schemas.microsoft.com/office/word/2006/wordml" xmlns:wps="http://schemas.microsoft.com/office/word/2010/wordprocessingShape" mc:Ignorable="w14 w15 w16se w16cid w16 w16cex w16sdtdh w16sdtfl w16du wp14">
   <w:body>
     <w:p>
       <w:pPr>
@@ -63,13 +63,7 @@
         <w:rPr>
           <w:rFonts w:ascii="Times New Roman" w:hAnsi="Times New Roman" w:cs="Times New Roman"/>
         </w:rPr>
-        <w:t>2</w:t>
-      </w:r>
-      <w:r>
-        <w:rPr>
-          <w:rFonts w:ascii="Times New Roman" w:hAnsi="Times New Roman" w:cs="Times New Roman"/>
-        </w:rPr>
-        <w:t xml:space="preserve"> Predictive Analysis</w:t>
+        <w:t>3 Feedforward Networks</w:t>
       </w:r>
     </w:p>
     <w:p>
@@ -158,14 +152,15 @@
         <w:rPr>
           <w:rFonts w:ascii="Times New Roman" w:hAnsi="Times New Roman" w:cs="Times New Roman"/>
         </w:rPr>
-        <w:t>https://github.com/Dijah-Tunrayo/lab_2_predictive_analytics.git</w:t>
-      </w:r>
-      <w:r>
-        <w:rPr>
-          <w:rFonts w:ascii="Times New Roman" w:hAnsi="Times New Roman" w:cs="Times New Roman"/>
-        </w:rPr>
-        <w:br/>
-      </w:r>
+        <w:t>https://github.com/Dijah-Tunrayo/Lab_3_Feedforward_Networks.git</w:t>
+      </w:r>
+    </w:p>
+    <w:p>
+      <w:pPr>
+        <w:rPr>
+          <w:rFonts w:ascii="Times New Roman" w:hAnsi="Times New Roman" w:cs="Times New Roman"/>
+        </w:rPr>
+      </w:pPr>
       <w:r>
         <w:rPr>
           <w:rFonts w:ascii="Times New Roman" w:hAnsi="Times New Roman" w:cs="Times New Roman"/>
@@ -190,7 +185,7 @@
         <w:rPr>
           <w:rFonts w:ascii="Times New Roman" w:hAnsi="Times New Roman" w:cs="Times New Roman"/>
         </w:rPr>
-        <w:t>3</w:t>
+        <w:t>28</w:t>
       </w:r>
       <w:r>
         <w:rPr>
@@ -635,20 +630,7 @@
                 <w:rFonts w:ascii="Times New Roman" w:hAnsi="Times New Roman" w:cs="Times New Roman"/>
               </w:rPr>
               <w:br/>
-            </w:r>
-            <w:proofErr w:type="gramStart"/>
-            <w:r>
-              <w:rPr>
-                <w:rFonts w:ascii="Times New Roman" w:hAnsi="Times New Roman" w:cs="Times New Roman"/>
-              </w:rPr>
-              <w:t>and also</w:t>
-            </w:r>
-            <w:proofErr w:type="gramEnd"/>
-            <w:r>
-              <w:rPr>
-                <w:rFonts w:ascii="Times New Roman" w:hAnsi="Times New Roman" w:cs="Times New Roman"/>
-              </w:rPr>
-              <w:t xml:space="preserve"> for code verification</w:t>
+              <w:t>and also for code verification</w:t>
             </w:r>
           </w:p>
         </w:tc>
@@ -980,10 +962,10 @@
         </w:rPr>
         <w:lastRenderedPageBreak/>
         <w:drawing>
-          <wp:inline distT="0" distB="0" distL="0" distR="0" wp14:anchorId="134B3CF2" wp14:editId="678D3FF2">
-            <wp:extent cx="5943600" cy="4420235"/>
-            <wp:effectExtent l="0" t="0" r="0" b="0"/>
-            <wp:docPr id="1269731752" name="Picture 1"/>
+          <wp:inline distT="0" distB="0" distL="0" distR="0" wp14:anchorId="7CCD1F75" wp14:editId="7A305EF5">
+            <wp:extent cx="5943600" cy="6453505"/>
+            <wp:effectExtent l="0" t="0" r="0" b="4445"/>
+            <wp:docPr id="1674649378" name="Picture 1"/>
             <wp:cNvGraphicFramePr>
               <a:graphicFrameLocks xmlns:a="http://schemas.openxmlformats.org/drawingml/2006/main" noChangeAspect="1"/>
             </wp:cNvGraphicFramePr>
@@ -991,7 +973,7 @@
               <a:graphicData uri="http://schemas.openxmlformats.org/drawingml/2006/picture">
                 <pic:pic xmlns:pic="http://schemas.openxmlformats.org/drawingml/2006/picture">
                   <pic:nvPicPr>
-                    <pic:cNvPr id="1269731752" name=""/>
+                    <pic:cNvPr id="1674649378" name=""/>
                     <pic:cNvPicPr/>
                   </pic:nvPicPr>
                   <pic:blipFill>
@@ -1003,7 +985,7 @@
                   <pic:spPr>
                     <a:xfrm>
                       <a:off x="0" y="0"/>
-                      <a:ext cx="5943600" cy="4420235"/>
+                      <a:ext cx="5943600" cy="6453505"/>
                     </a:xfrm>
                     <a:prstGeom prst="rect">
                       <a:avLst/>
@@ -1149,13 +1131,7 @@
               <w:rPr>
                 <w:rFonts w:ascii="Times New Roman" w:hAnsi="Times New Roman" w:cs="Times New Roman"/>
               </w:rPr>
-              <w:t>Y</w:t>
-            </w:r>
-            <w:r>
-              <w:rPr>
-                <w:rFonts w:ascii="Times New Roman" w:hAnsi="Times New Roman" w:cs="Times New Roman"/>
-              </w:rPr>
-              <w:t>es</w:t>
+              <w:t>Yes</w:t>
             </w:r>
           </w:p>
         </w:tc>
@@ -1369,6 +1345,7 @@
               <w:rPr>
                 <w:rFonts w:ascii="Times New Roman" w:hAnsi="Times New Roman" w:cs="Times New Roman"/>
               </w:rPr>
+              <w:lastRenderedPageBreak/>
               <w:t>AI-generated code snippet</w:t>
             </w:r>
           </w:p>
@@ -1389,7 +1366,7 @@
               <w:rPr>
                 <w:rFonts w:ascii="Times New Roman" w:hAnsi="Times New Roman" w:cs="Times New Roman"/>
               </w:rPr>
-              <w:t>No</w:t>
+              <w:t>Yes</w:t>
             </w:r>
           </w:p>
         </w:tc>
@@ -1405,6 +1382,12 @@
                 <w:rFonts w:ascii="Times New Roman" w:hAnsi="Times New Roman" w:cs="Times New Roman"/>
               </w:rPr>
             </w:pPr>
+            <w:r>
+              <w:rPr>
+                <w:rFonts w:ascii="Times New Roman" w:hAnsi="Times New Roman" w:cs="Times New Roman"/>
+              </w:rPr>
+              <w:t>Image Above</w:t>
+            </w:r>
           </w:p>
         </w:tc>
       </w:tr>
@@ -1582,7 +1565,6 @@
               <w:rPr>
                 <w:rFonts w:ascii="Times New Roman" w:hAnsi="Times New Roman" w:cs="Times New Roman"/>
               </w:rPr>
-              <w:lastRenderedPageBreak/>
               <w:t>The submitted work is my own work.</w:t>
             </w:r>
           </w:p>
@@ -1859,7 +1841,19 @@
         <w:rPr>
           <w:rFonts w:ascii="Times New Roman" w:hAnsi="Times New Roman" w:cs="Times New Roman"/>
         </w:rPr>
-        <w:t>July 3, 2026</w:t>
+        <w:t xml:space="preserve">July </w:t>
+      </w:r>
+      <w:r>
+        <w:rPr>
+          <w:rFonts w:ascii="Times New Roman" w:hAnsi="Times New Roman" w:cs="Times New Roman"/>
+        </w:rPr>
+        <w:t>28</w:t>
+      </w:r>
+      <w:r>
+        <w:rPr>
+          <w:rFonts w:ascii="Times New Roman" w:hAnsi="Times New Roman" w:cs="Times New Roman"/>
+        </w:rPr>
+        <w:t>, 2026</w:t>
       </w:r>
     </w:p>
     <w:p>
@@ -1880,7 +1874,7 @@
 </file>
 
 <file path=word/numbering.xml><?xml version="1.0" encoding="utf-8"?>
-<w:numbering xmlns:wpc="http://schemas.microsoft.com/office/word/2010/wordprocessingCanvas" xmlns:cx="http://schemas.microsoft.com/office/drawing/2014/chartex" xmlns:cx1="http://schemas.microsoft.com/office/drawing/2015/9/8/chartex" xmlns:cx2="http://schemas.microsoft.com/office/drawing/2015/10/21/chartex" xmlns:cx3="http://schemas.microsoft.com/office/drawing/2016/5/9/chartex" xmlns:cx4="http://schemas.microsoft.com/office/drawing/2016/5/10/chartex" xmlns:cx5="http://schemas.microsoft.com/office/drawing/2016/5/11/chartex" xmlns:cx6="http://schemas.microsoft.com/office/drawing/2016/5/12/chartex" xmlns:cx7="http://schemas.microsoft.com/office/drawing/2016/5/13/chartex" xmlns:cx8="http://schemas.microsoft.com/office/drawing/2016/5/14/chartex" xmlns:mc="http://schemas.openxmlformats.org/markup-compatibility/2006" xmlns:aink="http://schemas.microsoft.com/office/drawing/2016/ink" xmlns:am3d="http://schemas.microsoft.com/office/drawing/2017/model3d" xmlns:o="urn:schemas-microsoft-com:office:office" xmlns:oel="http://schemas.microsoft.com/office/2019/extlst" xmlns:r="http://schemas.openxmlformats.org/officeDocument/2006/relationships" xmlns:m="http://schemas.openxmlformats.org/officeDocument/2006/math" xmlns:v="urn:schemas-microsoft-com:vml" xmlns:wp14="http://schemas.microsoft.com/office/word/2010/wordprocessingDrawing" xmlns:wp="http://schemas.openxmlformats.org/drawingml/2006/wordprocessingDrawing" xmlns:w10="urn:schemas-microsoft-com:office:word" xmlns:w="http://schemas.openxmlformats.org/wordprocessingml/2006/main" xmlns:w14="http://schemas.microsoft.com/office/word/2010/wordml" xmlns:w15="http://schemas.microsoft.com/office/word/2012/wordml" xmlns:w16cex="http://schemas.microsoft.com/office/word/2018/wordml/cex" xmlns:w16cid="http://schemas.microsoft.com/office/word/2016/wordml/cid" xmlns:w16="http://schemas.microsoft.com/office/word/2018/wordml" xmlns:w16du="http://schemas.microsoft.com/office/word/2023/wordml/word16du" xmlns:w16sdtdh="http://schemas.microsoft.com/office/word/2020/wordml/sdtdatahash" xmlns:w16sdtfl="http://schemas.microsoft.com/office/word/2024/wordml/sdtformatlock" xmlns:w16se="http://schemas.microsoft.com/office/word/2015/wordml/symex" xmlns:wpg="http://schemas.microsoft.com/office/word/2010/wordprocessingGroup" xmlns:wpi="http://schemas.microsoft.com/office/word/2010/wordprocessingInk" xmlns:wne="http://schemas.microsoft.com/office/word/2006/wordml" xmlns:wps="http://schemas.microsoft.com/office/word/2010/wordprocessingShape" mc:Ignorable="w14 w15 w16se w16cid w16 w16cex w16sdtdh w16sdtfl w16du wp14">
+<w:numbering xmlns:wpc="http://schemas.microsoft.com/office/word/2010/wordprocessingCanvas" xmlns:cx="http://schemas.microsoft.com/office/drawing/2014/chartex" xmlns:cx1="http://schemas.microsoft.com/office/drawing/2015/9/8/chartex" xmlns:cx2="http://schemas.microsoft.com/office/drawing/2015/10/21/chartex" xmlns:cx3="http://schemas.microsoft.com/office/drawing/2016/5/9/chartex" xmlns:cx4="http://schemas.microsoft.com/office/drawing/2016/5/10/chartex" xmlns:cx5="http://schemas.microsoft.com/office/drawing/2016/5/11/chartex" xmlns:cx6="http://schemas.microsoft.com/office/drawing/2016/5/12/chartex" xmlns:cx7="http://schemas.microsoft.com/office/drawing/2016/5/13/chartex" xmlns:cx8="http://schemas.microsoft.com/office/drawing/2016/5/14/chartex" xmlns:mc="http://schemas.openxmlformats.org/markup-compatibility/2006" xmlns:aink="http://schemas.microsoft.com/office/drawing/2016/ink" xmlns:am3d="http://schemas.microsoft.com/office/drawing/2017/model3d" xmlns:o="urn:schemas-microsoft-com:office:office" xmlns:oel="http://schemas.microsoft.com/office/2019/extlst" xmlns:r="http://schemas.openxmlformats.org/officeDocument/2006/relationships" xmlns:m="http://schemas.openxmlformats.org/officeDocument/2006/math" xmlns:v="urn:schemas-microsoft-com:vml" xmlns:wp14="http://schemas.microsoft.com/office/word/2010/wordprocessingDrawing" xmlns:wp="http://schemas.openxmlformats.org/drawingml/2006/wordprocessingDrawing" xmlns:w10="urn:schemas-microsoft-com:office:word" xmlns:w="http://schemas.openxmlformats.org/wordprocessingml/2006/main" xmlns:w14="http://schemas.microsoft.com/office/word/2010/wordml" xmlns:w15="http://schemas.microsoft.com/office/word/2012/wordml" xmlns:w16cei="http://schemas.microsoft.com/office/word/2026/wordml/cei" xmlns:w16cex="http://schemas.microsoft.com/office/word/2018/wordml/cex" xmlns:w16cid="http://schemas.microsoft.com/office/word/2016/wordml/cid" xmlns:w16="http://schemas.microsoft.com/office/word/2018/wordml" xmlns:w16du="http://schemas.microsoft.com/office/word/2023/wordml/word16du" xmlns:w16sdtdh="http://schemas.microsoft.com/office/word/2020/wordml/sdtdatahash" xmlns:w16sdtfl="http://schemas.microsoft.com/office/word/2024/wordml/sdtformatlock" xmlns:w16se="http://schemas.microsoft.com/office/word/2015/wordml/symex" xmlns:wpg="http://schemas.microsoft.com/office/word/2010/wordprocessingGroup" xmlns:wpi="http://schemas.microsoft.com/office/word/2010/wordprocessingInk" xmlns:wne="http://schemas.microsoft.com/office/word/2006/wordml" xmlns:wps="http://schemas.microsoft.com/office/word/2010/wordprocessingShape" mc:Ignorable="w14 w15 w16se w16cid w16 w16cex w16sdtdh w16sdtfl w16du wp14">
   <w:abstractNum w:abstractNumId="0" w15:restartNumberingAfterBreak="0">
     <w:nsid w:val="4A6B2288"/>
     <w:multiLevelType w:val="multilevel"/>
